--- a/backend-exhibits/Sharefile to OneDrive Standard not included.docx
+++ b/backend-exhibits/Sharefile to OneDrive Standard not included.docx
@@ -39,14 +39,14 @@
               <w:ind w:left="52"/>
               <w:jc w:val="center"/>
               <w:rPr>
-                <w:rFonts w:ascii="Arial" w:hAnsi="Arial" w:cs="Arial"/>
+                <w:rFonts w:ascii="Arial" w:hAnsi="Arial" w:cs="Arial" w:eastAsia="Arial"/>
                 <w:sz w:val="21"/>
                 <w:szCs w:val="21"/>
               </w:rPr>
             </w:pPr>
             <w:r>
               <w:rPr>
-                <w:rFonts w:ascii="Arial" w:eastAsia="Arial" w:hAnsi="Arial" w:cs="Arial"/>
+                <w:rFonts w:ascii="Arial" w:hAnsi="Arial" w:cs="Arial" w:eastAsia="Arial"/>
                 <w:b/>
                 <w:sz w:val="21"/>
                 <w:szCs w:val="21"/>
@@ -55,7 +55,7 @@
             </w:r>
             <w:r>
               <w:rPr>
-                <w:rFonts w:ascii="Arial" w:eastAsia="Arial" w:hAnsi="Arial" w:cs="Arial"/>
+                <w:rFonts w:ascii="Arial" w:hAnsi="Arial" w:cs="Arial" w:eastAsia="Arial"/>
                 <w:b/>
                 <w:sz w:val="21"/>
                 <w:szCs w:val="21"/>
@@ -64,7 +64,7 @@
             </w:r>
             <w:r>
               <w:rPr>
-                <w:rFonts w:ascii="Arial" w:eastAsia="Arial" w:hAnsi="Arial" w:cs="Arial"/>
+                <w:rFonts w:ascii="Arial" w:hAnsi="Arial" w:cs="Arial" w:eastAsia="Arial"/>
                 <w:b/>
                 <w:sz w:val="21"/>
                 <w:szCs w:val="21"/>
@@ -73,7 +73,7 @@
             </w:r>
             <w:r>
               <w:rPr>
-                <w:rFonts w:ascii="Arial" w:eastAsia="Arial" w:hAnsi="Arial" w:cs="Arial"/>
+                <w:rFonts w:ascii="Arial" w:hAnsi="Arial" w:cs="Arial" w:eastAsia="Arial"/>
                 <w:b/>
                 <w:sz w:val="21"/>
                 <w:szCs w:val="21"/>
@@ -82,7 +82,7 @@
             </w:r>
             <w:r>
               <w:rPr>
-                <w:rFonts w:ascii="Arial" w:eastAsia="Arial" w:hAnsi="Arial" w:cs="Arial"/>
+                <w:rFonts w:ascii="Arial" w:hAnsi="Arial" w:cs="Arial" w:eastAsia="Arial"/>
                 <w:b/>
                 <w:sz w:val="21"/>
                 <w:szCs w:val="21"/>
@@ -91,7 +91,7 @@
             </w:r>
             <w:r>
               <w:rPr>
-                <w:rFonts w:ascii="Arial" w:eastAsia="Arial" w:hAnsi="Arial" w:cs="Arial"/>
+                <w:rFonts w:ascii="Arial" w:hAnsi="Arial" w:cs="Arial" w:eastAsia="Arial"/>
                 <w:b/>
                 <w:sz w:val="21"/>
                 <w:szCs w:val="21"/>
@@ -100,7 +100,7 @@
             </w:r>
             <w:r>
               <w:rPr>
-                <w:rFonts w:ascii="Arial" w:eastAsia="Arial" w:hAnsi="Arial" w:cs="Arial"/>
+                <w:rFonts w:ascii="Arial" w:hAnsi="Arial" w:cs="Arial" w:eastAsia="Arial"/>
                 <w:b/>
                 <w:sz w:val="21"/>
                 <w:szCs w:val="21"/>
@@ -128,7 +128,7 @@
             <w:pPr>
               <w:ind w:left="3"/>
               <w:rPr>
-                <w:rFonts w:ascii="Arial" w:hAnsi="Arial" w:cs="Arial"/>
+                <w:rFonts w:ascii="Arial" w:hAnsi="Arial" w:cs="Arial" w:eastAsia="Arial"/>
                 <w:b/>
                 <w:bCs/>
                 <w:sz w:val="21"/>
@@ -137,7 +137,7 @@
             </w:pPr>
             <w:r>
               <w:rPr>
-                <w:rFonts w:ascii="Arial" w:hAnsi="Arial" w:cs="Arial"/>
+                <w:rFonts w:ascii="Arial" w:hAnsi="Arial" w:cs="Arial" w:eastAsia="Arial"/>
                 <w:b/>
                 <w:bCs/>
                 <w:sz w:val="21"/>
@@ -160,14 +160,14 @@
           <w:p>
             <w:pPr>
               <w:rPr>
-                <w:rFonts w:ascii="Arial" w:hAnsi="Arial" w:cs="Arial"/>
+                <w:rFonts w:ascii="Arial" w:hAnsi="Arial" w:cs="Arial" w:eastAsia="Arial"/>
                 <w:sz w:val="21"/>
                 <w:szCs w:val="21"/>
               </w:rPr>
             </w:pPr>
             <w:r>
               <w:rPr>
-                <w:rFonts w:ascii="Arial" w:hAnsi="Arial" w:cs="Arial"/>
+                <w:rFonts w:ascii="Arial" w:hAnsi="Arial" w:cs="Arial" w:eastAsia="Arial"/>
                 <w:sz w:val="21"/>
                 <w:szCs w:val="21"/>
               </w:rPr>
@@ -194,7 +194,7 @@
             <w:pPr>
               <w:ind w:left="3"/>
               <w:rPr>
-                <w:rFonts w:ascii="Arial" w:hAnsi="Arial" w:cs="Arial"/>
+                <w:rFonts w:ascii="Arial" w:hAnsi="Arial" w:cs="Arial" w:eastAsia="Arial"/>
                 <w:b/>
                 <w:bCs/>
                 <w:sz w:val="21"/>
@@ -203,7 +203,7 @@
             </w:pPr>
             <w:r>
               <w:rPr>
-                <w:rFonts w:ascii="Arial" w:hAnsi="Arial" w:cs="Arial"/>
+                <w:rFonts w:ascii="Arial" w:hAnsi="Arial" w:cs="Arial" w:eastAsia="Arial"/>
                 <w:b/>
                 <w:bCs/>
                 <w:sz w:val="21"/>
@@ -226,14 +226,14 @@
           <w:p>
             <w:pPr>
               <w:rPr>
-                <w:rFonts w:ascii="Arial" w:hAnsi="Arial" w:cs="Arial"/>
+                <w:rFonts w:ascii="Arial" w:hAnsi="Arial" w:cs="Arial" w:eastAsia="Arial"/>
                 <w:sz w:val="21"/>
                 <w:szCs w:val="21"/>
               </w:rPr>
             </w:pPr>
             <w:r>
               <w:rPr>
-                <w:rFonts w:ascii="Arial" w:hAnsi="Arial" w:cs="Arial"/>
+                <w:rFonts w:ascii="Arial" w:hAnsi="Arial" w:cs="Arial" w:eastAsia="Arial"/>
                 <w:sz w:val="21"/>
                 <w:szCs w:val="21"/>
               </w:rPr>
@@ -242,7 +242,7 @@
             <w:proofErr w:type="spellStart"/>
             <w:r>
               <w:rPr>
-                <w:rFonts w:ascii="Arial" w:hAnsi="Arial" w:cs="Arial"/>
+                <w:rFonts w:ascii="Arial" w:hAnsi="Arial" w:cs="Arial" w:eastAsia="Arial"/>
                 <w:sz w:val="21"/>
                 <w:szCs w:val="21"/>
               </w:rPr>
@@ -251,7 +251,7 @@
             <w:proofErr w:type="spellEnd"/>
             <w:r>
               <w:rPr>
-                <w:rFonts w:ascii="Arial" w:hAnsi="Arial" w:cs="Arial"/>
+                <w:rFonts w:ascii="Arial" w:hAnsi="Arial" w:cs="Arial" w:eastAsia="Arial"/>
                 <w:sz w:val="21"/>
                 <w:szCs w:val="21"/>
               </w:rPr>
@@ -278,7 +278,7 @@
             <w:pPr>
               <w:ind w:left="3"/>
               <w:rPr>
-                <w:rFonts w:ascii="Arial" w:hAnsi="Arial" w:cs="Arial"/>
+                <w:rFonts w:ascii="Arial" w:hAnsi="Arial" w:cs="Arial" w:eastAsia="Arial"/>
                 <w:b/>
                 <w:bCs/>
                 <w:sz w:val="21"/>
@@ -287,7 +287,7 @@
             </w:pPr>
             <w:r>
               <w:rPr>
-                <w:rFonts w:ascii="Arial" w:hAnsi="Arial" w:cs="Arial"/>
+                <w:rFonts w:ascii="Arial" w:hAnsi="Arial" w:cs="Arial" w:eastAsia="Arial"/>
                 <w:b/>
                 <w:bCs/>
                 <w:sz w:val="21"/>
@@ -310,14 +310,14 @@
           <w:p>
             <w:pPr>
               <w:rPr>
-                <w:rFonts w:ascii="Arial" w:hAnsi="Arial" w:cs="Arial"/>
+                <w:rFonts w:ascii="Arial" w:hAnsi="Arial" w:cs="Arial" w:eastAsia="Arial"/>
                 <w:sz w:val="21"/>
                 <w:szCs w:val="21"/>
               </w:rPr>
             </w:pPr>
             <w:r>
               <w:rPr>
-                <w:rFonts w:ascii="Arial" w:hAnsi="Arial" w:cs="Arial"/>
+                <w:rFonts w:ascii="Arial" w:hAnsi="Arial" w:cs="Arial" w:eastAsia="Arial"/>
                 <w:sz w:val="21"/>
                 <w:szCs w:val="21"/>
               </w:rPr>
@@ -344,7 +344,7 @@
             <w:pPr>
               <w:ind w:left="3"/>
               <w:rPr>
-                <w:rFonts w:ascii="Arial" w:hAnsi="Arial" w:cs="Arial"/>
+                <w:rFonts w:ascii="Arial" w:hAnsi="Arial" w:cs="Arial" w:eastAsia="Arial"/>
                 <w:b/>
                 <w:bCs/>
                 <w:sz w:val="21"/>
@@ -353,7 +353,7 @@
             </w:pPr>
             <w:r>
               <w:rPr>
-                <w:rFonts w:ascii="Arial" w:hAnsi="Arial" w:cs="Arial"/>
+                <w:rFonts w:ascii="Arial" w:hAnsi="Arial" w:cs="Arial" w:eastAsia="Arial"/>
                 <w:b/>
                 <w:bCs/>
                 <w:sz w:val="21"/>
@@ -376,7 +376,7 @@
           <w:p>
             <w:pPr>
               <w:rPr>
-                <w:rFonts w:ascii="Arial" w:hAnsi="Arial" w:cs="Arial"/>
+                <w:rFonts w:ascii="Arial" w:hAnsi="Arial" w:cs="Arial" w:eastAsia="Arial"/>
                 <w:sz w:val="21"/>
                 <w:szCs w:val="21"/>
               </w:rPr>
@@ -384,7 +384,7 @@
             <w:proofErr w:type="spellStart"/>
             <w:r>
               <w:rPr>
-                <w:rFonts w:ascii="Arial" w:hAnsi="Arial" w:cs="Arial"/>
+                <w:rFonts w:ascii="Arial" w:hAnsi="Arial" w:cs="Arial" w:eastAsia="Arial"/>
                 <w:sz w:val="21"/>
                 <w:szCs w:val="21"/>
               </w:rPr>
@@ -393,7 +393,7 @@
             <w:proofErr w:type="spellEnd"/>
             <w:r>
               <w:rPr>
-                <w:rFonts w:ascii="Arial" w:hAnsi="Arial" w:cs="Arial"/>
+                <w:rFonts w:ascii="Arial" w:hAnsi="Arial" w:cs="Arial" w:eastAsia="Arial"/>
                 <w:sz w:val="21"/>
                 <w:szCs w:val="21"/>
               </w:rPr>
@@ -419,7 +419,7 @@
           <w:p>
             <w:pPr>
               <w:rPr>
-                <w:rFonts w:ascii="Arial" w:hAnsi="Arial" w:cs="Arial"/>
+                <w:rFonts w:ascii="Arial" w:hAnsi="Arial" w:cs="Arial" w:eastAsia="Arial"/>
                 <w:b/>
                 <w:bCs/>
                 <w:sz w:val="21"/>
@@ -428,7 +428,7 @@
             </w:pPr>
             <w:r>
               <w:rPr>
-                <w:rFonts w:ascii="Arial" w:hAnsi="Arial" w:cs="Arial"/>
+                <w:rFonts w:ascii="Arial" w:hAnsi="Arial" w:cs="Arial" w:eastAsia="Arial"/>
                 <w:b/>
                 <w:bCs/>
                 <w:sz w:val="21"/>
@@ -452,14 +452,14 @@
             <w:pPr>
               <w:spacing w:line="240" w:lineRule="auto"/>
               <w:rPr>
-                <w:rFonts w:ascii="Arial" w:hAnsi="Arial" w:cs="Arial"/>
+                <w:rFonts w:ascii="Arial" w:hAnsi="Arial" w:cs="Arial" w:eastAsia="Arial"/>
                 <w:sz w:val="21"/>
                 <w:szCs w:val="21"/>
               </w:rPr>
             </w:pPr>
             <w:r>
               <w:rPr>
-                <w:rFonts w:ascii="Arial" w:hAnsi="Arial" w:cs="Arial"/>
+                <w:rFonts w:ascii="Arial" w:hAnsi="Arial" w:cs="Arial" w:eastAsia="Arial"/>
                 <w:sz w:val="21"/>
                 <w:szCs w:val="21"/>
               </w:rPr>
@@ -485,10 +485,10 @@
   <w:docDefaults>
     <w:rPrDefault>
       <w:rPr>
-        <w:rFonts w:asciiTheme="minorHAnsi" w:eastAsiaTheme="minorHAnsi" w:hAnsiTheme="minorHAnsi" w:cstheme="minorBidi"/>
+        <w:rFonts w:ascii="Arial" w:hAnsi="Arial" w:cs="Arial" w:eastAsia="Arial"/>
         <w:kern w:val="2"/>
-        <w:sz w:val="24"/>
-        <w:szCs w:val="24"/>
+        <w:sz w:val="21"/>
+        <w:szCs w:val="21"/>
         <w:lang w:val="en-IN" w:eastAsia="en-US" w:bidi="ar-SA"/>
         <w14:ligatures w14:val="standardContextual"/>
       </w:rPr>
@@ -885,9 +885,9 @@
       <w:spacing w:line="259" w:lineRule="auto"/>
     </w:pPr>
     <w:rPr>
-      <w:rFonts w:ascii="Calibri" w:eastAsia="Calibri" w:hAnsi="Calibri" w:cs="Calibri"/>
+      <w:rFonts w:ascii="Arial" w:hAnsi="Arial" w:cs="Arial" w:eastAsia="Arial"/>
       <w:color w:val="000000"/>
-      <w:sz w:val="22"/>
+      <w:sz w:val="21"/>
       <w:lang w:eastAsia="en-IN"/>
     </w:rPr>
   </w:style>
@@ -906,10 +906,10 @@
       <w:outlineLvl w:val="0"/>
     </w:pPr>
     <w:rPr>
-      <w:rFonts w:asciiTheme="majorHAnsi" w:eastAsiaTheme="majorEastAsia" w:hAnsiTheme="majorHAnsi" w:cstheme="majorBidi"/>
+      <w:rFonts w:ascii="Arial" w:hAnsi="Arial" w:cs="Arial" w:eastAsia="Arial"/>
       <w:color w:val="0F4761" w:themeColor="accent1" w:themeShade="BF"/>
-      <w:sz w:val="40"/>
-      <w:szCs w:val="40"/>
+      <w:sz w:val="21"/>
+      <w:szCs w:val="21"/>
       <w:lang w:eastAsia="en-US"/>
     </w:rPr>
   </w:style>
@@ -930,10 +930,10 @@
       <w:outlineLvl w:val="1"/>
     </w:pPr>
     <w:rPr>
-      <w:rFonts w:asciiTheme="majorHAnsi" w:eastAsiaTheme="majorEastAsia" w:hAnsiTheme="majorHAnsi" w:cstheme="majorBidi"/>
+      <w:rFonts w:ascii="Arial" w:hAnsi="Arial" w:cs="Arial" w:eastAsia="Arial"/>
       <w:color w:val="0F4761" w:themeColor="accent1" w:themeShade="BF"/>
-      <w:sz w:val="32"/>
-      <w:szCs w:val="32"/>
+      <w:sz w:val="21"/>
+      <w:szCs w:val="21"/>
       <w:lang w:eastAsia="en-US"/>
     </w:rPr>
   </w:style>
@@ -954,10 +954,10 @@
       <w:outlineLvl w:val="2"/>
     </w:pPr>
     <w:rPr>
-      <w:rFonts w:asciiTheme="minorHAnsi" w:eastAsiaTheme="majorEastAsia" w:hAnsiTheme="minorHAnsi" w:cstheme="majorBidi"/>
+      <w:rFonts w:ascii="Arial" w:hAnsi="Arial" w:cs="Arial" w:eastAsia="Arial"/>
       <w:color w:val="0F4761" w:themeColor="accent1" w:themeShade="BF"/>
-      <w:sz w:val="28"/>
-      <w:szCs w:val="28"/>
+      <w:sz w:val="21"/>
+      <w:szCs w:val="21"/>
       <w:lang w:eastAsia="en-US"/>
     </w:rPr>
   </w:style>
@@ -978,11 +978,11 @@
       <w:outlineLvl w:val="3"/>
     </w:pPr>
     <w:rPr>
-      <w:rFonts w:asciiTheme="minorHAnsi" w:eastAsiaTheme="majorEastAsia" w:hAnsiTheme="minorHAnsi" w:cstheme="majorBidi"/>
+      <w:rFonts w:ascii="Arial" w:hAnsi="Arial" w:cs="Arial" w:eastAsia="Arial"/>
       <w:i/>
       <w:iCs/>
       <w:color w:val="0F4761" w:themeColor="accent1" w:themeShade="BF"/>
-      <w:sz w:val="24"/>
+      <w:sz w:val="21"/>
       <w:lang w:eastAsia="en-US"/>
     </w:rPr>
   </w:style>
@@ -1003,9 +1003,9 @@
       <w:outlineLvl w:val="4"/>
     </w:pPr>
     <w:rPr>
-      <w:rFonts w:asciiTheme="minorHAnsi" w:eastAsiaTheme="majorEastAsia" w:hAnsiTheme="minorHAnsi" w:cstheme="majorBidi"/>
+      <w:rFonts w:ascii="Arial" w:hAnsi="Arial" w:cs="Arial" w:eastAsia="Arial"/>
       <w:color w:val="0F4761" w:themeColor="accent1" w:themeShade="BF"/>
-      <w:sz w:val="24"/>
+      <w:sz w:val="21"/>
       <w:lang w:eastAsia="en-US"/>
     </w:rPr>
   </w:style>
@@ -1026,11 +1026,11 @@
       <w:outlineLvl w:val="5"/>
     </w:pPr>
     <w:rPr>
-      <w:rFonts w:asciiTheme="minorHAnsi" w:eastAsiaTheme="majorEastAsia" w:hAnsiTheme="minorHAnsi" w:cstheme="majorBidi"/>
+      <w:rFonts w:ascii="Arial" w:hAnsi="Arial" w:cs="Arial" w:eastAsia="Arial"/>
       <w:i/>
       <w:iCs/>
       <w:color w:val="595959" w:themeColor="text1" w:themeTint="A6"/>
-      <w:sz w:val="24"/>
+      <w:sz w:val="21"/>
       <w:lang w:eastAsia="en-US"/>
     </w:rPr>
   </w:style>
@@ -1051,9 +1051,9 @@
       <w:outlineLvl w:val="6"/>
     </w:pPr>
     <w:rPr>
-      <w:rFonts w:asciiTheme="minorHAnsi" w:eastAsiaTheme="majorEastAsia" w:hAnsiTheme="minorHAnsi" w:cstheme="majorBidi"/>
+      <w:rFonts w:ascii="Arial" w:hAnsi="Arial" w:cs="Arial" w:eastAsia="Arial"/>
       <w:color w:val="595959" w:themeColor="text1" w:themeTint="A6"/>
-      <w:sz w:val="24"/>
+      <w:sz w:val="21"/>
       <w:lang w:eastAsia="en-US"/>
     </w:rPr>
   </w:style>
@@ -1074,11 +1074,11 @@
       <w:outlineLvl w:val="7"/>
     </w:pPr>
     <w:rPr>
-      <w:rFonts w:asciiTheme="minorHAnsi" w:eastAsiaTheme="majorEastAsia" w:hAnsiTheme="minorHAnsi" w:cstheme="majorBidi"/>
+      <w:rFonts w:ascii="Arial" w:hAnsi="Arial" w:cs="Arial" w:eastAsia="Arial"/>
       <w:i/>
       <w:iCs/>
       <w:color w:val="272727" w:themeColor="text1" w:themeTint="D8"/>
-      <w:sz w:val="24"/>
+      <w:sz w:val="21"/>
       <w:lang w:eastAsia="en-US"/>
     </w:rPr>
   </w:style>
@@ -1099,9 +1099,9 @@
       <w:outlineLvl w:val="8"/>
     </w:pPr>
     <w:rPr>
-      <w:rFonts w:asciiTheme="minorHAnsi" w:eastAsiaTheme="majorEastAsia" w:hAnsiTheme="minorHAnsi" w:cstheme="majorBidi"/>
+      <w:rFonts w:ascii="Arial" w:hAnsi="Arial" w:cs="Arial" w:eastAsia="Arial"/>
       <w:color w:val="272727" w:themeColor="text1" w:themeTint="D8"/>
-      <w:sz w:val="24"/>
+      <w:sz w:val="21"/>
       <w:lang w:eastAsia="en-US"/>
     </w:rPr>
   </w:style>
@@ -1138,10 +1138,10 @@
     <w:uiPriority w:val="9"/>
     <w:rsid w:val="00C44E90"/>
     <w:rPr>
-      <w:rFonts w:asciiTheme="majorHAnsi" w:eastAsiaTheme="majorEastAsia" w:hAnsiTheme="majorHAnsi" w:cstheme="majorBidi"/>
+      <w:rFonts w:ascii="Arial" w:hAnsi="Arial" w:cs="Arial" w:eastAsia="Arial"/>
       <w:color w:val="0F4761" w:themeColor="accent1" w:themeShade="BF"/>
-      <w:sz w:val="40"/>
-      <w:szCs w:val="40"/>
+      <w:sz w:val="21"/>
+      <w:szCs w:val="21"/>
     </w:rPr>
   </w:style>
   <w:style w:type="character" w:customStyle="1" w:styleId="Heading2Char">
@@ -1152,10 +1152,10 @@
     <w:semiHidden/>
     <w:rsid w:val="00C44E90"/>
     <w:rPr>
-      <w:rFonts w:asciiTheme="majorHAnsi" w:eastAsiaTheme="majorEastAsia" w:hAnsiTheme="majorHAnsi" w:cstheme="majorBidi"/>
+      <w:rFonts w:ascii="Arial" w:hAnsi="Arial" w:cs="Arial" w:eastAsia="Arial"/>
       <w:color w:val="0F4761" w:themeColor="accent1" w:themeShade="BF"/>
-      <w:sz w:val="32"/>
-      <w:szCs w:val="32"/>
+      <w:sz w:val="21"/>
+      <w:szCs w:val="21"/>
     </w:rPr>
   </w:style>
   <w:style w:type="character" w:customStyle="1" w:styleId="Heading3Char">
@@ -1166,10 +1166,10 @@
     <w:semiHidden/>
     <w:rsid w:val="00C44E90"/>
     <w:rPr>
-      <w:rFonts w:eastAsiaTheme="majorEastAsia" w:cstheme="majorBidi"/>
+      <w:rFonts w:ascii="Arial" w:hAnsi="Arial" w:cs="Arial" w:eastAsia="Arial"/>
       <w:color w:val="0F4761" w:themeColor="accent1" w:themeShade="BF"/>
-      <w:sz w:val="28"/>
-      <w:szCs w:val="28"/>
+      <w:sz w:val="21"/>
+      <w:szCs w:val="21"/>
     </w:rPr>
   </w:style>
   <w:style w:type="character" w:customStyle="1" w:styleId="Heading4Char">
@@ -1180,7 +1180,7 @@
     <w:semiHidden/>
     <w:rsid w:val="00C44E90"/>
     <w:rPr>
-      <w:rFonts w:eastAsiaTheme="majorEastAsia" w:cstheme="majorBidi"/>
+      <w:rFonts w:ascii="Arial" w:hAnsi="Arial" w:cs="Arial" w:eastAsia="Arial"/>
       <w:i/>
       <w:iCs/>
       <w:color w:val="0F4761" w:themeColor="accent1" w:themeShade="BF"/>
@@ -1194,7 +1194,7 @@
     <w:semiHidden/>
     <w:rsid w:val="00C44E90"/>
     <w:rPr>
-      <w:rFonts w:eastAsiaTheme="majorEastAsia" w:cstheme="majorBidi"/>
+      <w:rFonts w:ascii="Arial" w:hAnsi="Arial" w:cs="Arial" w:eastAsia="Arial"/>
       <w:color w:val="0F4761" w:themeColor="accent1" w:themeShade="BF"/>
     </w:rPr>
   </w:style>
@@ -1206,7 +1206,7 @@
     <w:semiHidden/>
     <w:rsid w:val="00C44E90"/>
     <w:rPr>
-      <w:rFonts w:eastAsiaTheme="majorEastAsia" w:cstheme="majorBidi"/>
+      <w:rFonts w:ascii="Arial" w:hAnsi="Arial" w:cs="Arial" w:eastAsia="Arial"/>
       <w:i/>
       <w:iCs/>
       <w:color w:val="595959" w:themeColor="text1" w:themeTint="A6"/>
@@ -1220,7 +1220,7 @@
     <w:semiHidden/>
     <w:rsid w:val="00C44E90"/>
     <w:rPr>
-      <w:rFonts w:eastAsiaTheme="majorEastAsia" w:cstheme="majorBidi"/>
+      <w:rFonts w:ascii="Arial" w:hAnsi="Arial" w:cs="Arial" w:eastAsia="Arial"/>
       <w:color w:val="595959" w:themeColor="text1" w:themeTint="A6"/>
     </w:rPr>
   </w:style>
@@ -1232,7 +1232,7 @@
     <w:semiHidden/>
     <w:rsid w:val="00C44E90"/>
     <w:rPr>
-      <w:rFonts w:eastAsiaTheme="majorEastAsia" w:cstheme="majorBidi"/>
+      <w:rFonts w:ascii="Arial" w:hAnsi="Arial" w:cs="Arial" w:eastAsia="Arial"/>
       <w:i/>
       <w:iCs/>
       <w:color w:val="272727" w:themeColor="text1" w:themeTint="D8"/>
@@ -1246,7 +1246,7 @@
     <w:semiHidden/>
     <w:rsid w:val="00C44E90"/>
     <w:rPr>
-      <w:rFonts w:eastAsiaTheme="majorEastAsia" w:cstheme="majorBidi"/>
+      <w:rFonts w:ascii="Arial" w:hAnsi="Arial" w:cs="Arial" w:eastAsia="Arial"/>
       <w:color w:val="272727" w:themeColor="text1" w:themeTint="D8"/>
     </w:rPr>
   </w:style>
@@ -1263,12 +1263,12 @@
       <w:contextualSpacing/>
     </w:pPr>
     <w:rPr>
-      <w:rFonts w:asciiTheme="majorHAnsi" w:eastAsiaTheme="majorEastAsia" w:hAnsiTheme="majorHAnsi" w:cstheme="majorBidi"/>
+      <w:rFonts w:ascii="Arial" w:hAnsi="Arial" w:cs="Arial" w:eastAsia="Arial"/>
       <w:color w:val="auto"/>
       <w:spacing w:val="-10"/>
       <w:kern w:val="28"/>
-      <w:sz w:val="56"/>
-      <w:szCs w:val="56"/>
+      <w:sz w:val="21"/>
+      <w:szCs w:val="21"/>
       <w:lang w:eastAsia="en-US"/>
     </w:rPr>
   </w:style>
@@ -1279,11 +1279,11 @@
     <w:uiPriority w:val="10"/>
     <w:rsid w:val="00C44E90"/>
     <w:rPr>
-      <w:rFonts w:asciiTheme="majorHAnsi" w:eastAsiaTheme="majorEastAsia" w:hAnsiTheme="majorHAnsi" w:cstheme="majorBidi"/>
+      <w:rFonts w:ascii="Arial" w:hAnsi="Arial" w:cs="Arial" w:eastAsia="Arial"/>
       <w:spacing w:val="-10"/>
       <w:kern w:val="28"/>
-      <w:sz w:val="56"/>
-      <w:szCs w:val="56"/>
+      <w:sz w:val="21"/>
+      <w:szCs w:val="21"/>
     </w:rPr>
   </w:style>
   <w:style w:type="paragraph" w:styleId="Subtitle">
@@ -1301,11 +1301,11 @@
       <w:spacing w:line="278" w:lineRule="auto"/>
     </w:pPr>
     <w:rPr>
-      <w:rFonts w:asciiTheme="minorHAnsi" w:eastAsiaTheme="majorEastAsia" w:hAnsiTheme="minorHAnsi" w:cstheme="majorBidi"/>
+      <w:rFonts w:ascii="Arial" w:hAnsi="Arial" w:cs="Arial" w:eastAsia="Arial"/>
       <w:color w:val="595959" w:themeColor="text1" w:themeTint="A6"/>
       <w:spacing w:val="15"/>
-      <w:sz w:val="28"/>
-      <w:szCs w:val="28"/>
+      <w:sz w:val="21"/>
+      <w:szCs w:val="21"/>
       <w:lang w:eastAsia="en-US"/>
     </w:rPr>
   </w:style>
@@ -1316,11 +1316,11 @@
     <w:uiPriority w:val="11"/>
     <w:rsid w:val="00C44E90"/>
     <w:rPr>
-      <w:rFonts w:eastAsiaTheme="majorEastAsia" w:cstheme="majorBidi"/>
+      <w:rFonts w:ascii="Arial" w:hAnsi="Arial" w:cs="Arial" w:eastAsia="Arial"/>
       <w:color w:val="595959" w:themeColor="text1" w:themeTint="A6"/>
       <w:spacing w:val="15"/>
-      <w:sz w:val="28"/>
-      <w:szCs w:val="28"/>
+      <w:sz w:val="21"/>
+      <w:szCs w:val="21"/>
     </w:rPr>
   </w:style>
   <w:style w:type="paragraph" w:styleId="Quote">
@@ -1336,11 +1336,11 @@
       <w:jc w:val="center"/>
     </w:pPr>
     <w:rPr>
-      <w:rFonts w:asciiTheme="minorHAnsi" w:eastAsiaTheme="minorHAnsi" w:hAnsiTheme="minorHAnsi" w:cstheme="minorBidi"/>
+      <w:rFonts w:ascii="Arial" w:hAnsi="Arial" w:cs="Arial" w:eastAsia="Arial"/>
       <w:i/>
       <w:iCs/>
       <w:color w:val="404040" w:themeColor="text1" w:themeTint="BF"/>
-      <w:sz w:val="24"/>
+      <w:sz w:val="21"/>
       <w:lang w:eastAsia="en-US"/>
     </w:rPr>
   </w:style>
@@ -1368,9 +1368,9 @@
       <w:contextualSpacing/>
     </w:pPr>
     <w:rPr>
-      <w:rFonts w:asciiTheme="minorHAnsi" w:eastAsiaTheme="minorHAnsi" w:hAnsiTheme="minorHAnsi" w:cstheme="minorBidi"/>
+      <w:rFonts w:ascii="Arial" w:hAnsi="Arial" w:cs="Arial" w:eastAsia="Arial"/>
       <w:color w:val="auto"/>
-      <w:sz w:val="24"/>
+      <w:sz w:val="21"/>
       <w:lang w:eastAsia="en-US"/>
     </w:rPr>
   </w:style>
@@ -1404,11 +1404,11 @@
       <w:jc w:val="center"/>
     </w:pPr>
     <w:rPr>
-      <w:rFonts w:asciiTheme="minorHAnsi" w:eastAsiaTheme="minorHAnsi" w:hAnsiTheme="minorHAnsi" w:cstheme="minorBidi"/>
+      <w:rFonts w:ascii="Arial" w:hAnsi="Arial" w:cs="Arial" w:eastAsia="Arial"/>
       <w:i/>
       <w:iCs/>
       <w:color w:val="0F4761" w:themeColor="accent1" w:themeShade="BF"/>
-      <w:sz w:val="24"/>
+      <w:sz w:val="21"/>
       <w:lang w:eastAsia="en-US"/>
     </w:rPr>
   </w:style>
@@ -1445,7 +1445,7 @@
       <w:spacing w:after="0" w:line="240" w:lineRule="auto"/>
     </w:pPr>
     <w:rPr>
-      <w:rFonts w:eastAsiaTheme="minorEastAsia"/>
+      <w:rFonts w:ascii="Arial" w:hAnsi="Arial" w:cs="Arial" w:eastAsia="Arial"/>
       <w:lang w:eastAsia="en-IN"/>
     </w:rPr>
     <w:tblPr>
